--- a/work/pahulich/pahulich_robocza.docx
+++ b/work/pahulich/pahulich_robocza.docx
@@ -1484,7 +1484,7 @@
         <w:footnoteReference w:id="98"/>
       </w:r>
       <w:r>
-        <w:t xml:space="preserve">. Nawiedzające obrazy czarności, wpisane w myśl humanistyczną od renesansu, znajdują więc wyraźny wyraz w Grellmannowskiej konceptualizacji trwałego, archetypowego wizerunku Roma. Wizerunek ten służył w Europie za rasowego innego i doprowadził do skonstruowania i ponownego ustanowienia białego zachodnioeuropejskiego Człowieka jako człowieczeństwa jako takiego, a w szczególności jako Europejczyka. Te skonstruowane znaczenia dodatkowo demonizują czarność w ogóle.</w:t>
+        <w:t xml:space="preserve">. Nawiedzające obrazy czarności, wpisane w myśl humanistyczną od renesansu, znajdują więc wyraźny wyraz w grellmannowskiej konceptualizacji trwałego, archetypowego wizerunku Roma. Wizerunek ten służył w Europie za rasowego innego i doprowadził do skonstruowania i ponownego ustanowienia białego zachodnioeuropejskiego Człowieka jako człowieczeństwa jako takiego, a w szczególności jako Europejczyka. Te skonstruowane znaczenia dodatkowo demonizują czarność w ogóle.</w:t>
       </w:r>
     </w:p>
     <w:p>

--- a/work/pahulich/pahulich_robocza.docx
+++ b/work/pahulich/pahulich_robocza.docx
@@ -223,7 +223,7 @@
         <w:pStyle w:val="Heading1"/>
       </w:pPr>
       <w:r>
-        <w:t xml:space="preserve">1. Niełatwe historiografie i splątane imperia</w:t>
+        <w:t xml:space="preserve">Niełatwe historiografie i splątane imperia</w:t>
       </w:r>
     </w:p>
     <w:p>
@@ -1023,7 +1023,7 @@
         <w:pStyle w:val="Heading1"/>
       </w:pPr>
       <w:r>
-        <w:t xml:space="preserve">2. Logiki antyczarności</w:t>
+        <w:t xml:space="preserve">Logiki antyczarności</w:t>
       </w:r>
     </w:p>
     <w:p>
@@ -1614,7 +1614,7 @@
         <w:pStyle w:val="Heading1"/>
       </w:pPr>
       <w:r>
-        <w:t xml:space="preserve">3. Kapitalizm rasowy, grodzenie ziemi i kryminalizacja włóczęgostwa</w:t>
+        <w:t xml:space="preserve">Kapitalizm rasowy, grodzenie ziemi i kryminalizacja włóczęgostwa</w:t>
       </w:r>
     </w:p>
     <w:p>
@@ -2910,7 +2910,7 @@
         <w:t xml:space="preserve">[Cyt. za @shahar2007, s. 5]</w:t>
       </w:r>
       <w:r>
-        <w:t xml:space="preserve">. [Tłum. z przekładu angielskiego – przyp. tłum.]</w:t>
+        <w:t xml:space="preserve">.</w:t>
       </w:r>
     </w:p>
   </w:footnote>
@@ -4639,7 +4639,7 @@
         <w:t xml:space="preserve">[Cyt. za @lewy2000, s. 2; zob. też @fernandez2021]</w:t>
       </w:r>
       <w:r>
-        <w:t xml:space="preserve">. [Tłum. z przekładu angielskiego – przyp. tłum.]</w:t>
+        <w:t xml:space="preserve">.</w:t>
       </w:r>
     </w:p>
   </w:footnote>
@@ -4661,7 +4661,7 @@
         <w:t xml:space="preserve">[@dal1883, s. 140–142]</w:t>
       </w:r>
       <w:r>
-        <w:t xml:space="preserve">. [Tłum. z przekładu angielskiego autorki – przyp. tłum.]</w:t>
+        <w:t xml:space="preserve">.</w:t>
       </w:r>
     </w:p>
   </w:footnote>

--- a/work/pahulich/pahulich_robocza.docx
+++ b/work/pahulich/pahulich_robocza.docx
@@ -20,7 +20,7 @@
         <w:t xml:space="preserve">Racialization of Roma, European Modernity, and the Entanglement of Empires</w:t>
       </w:r>
       <w:r>
-        <w:t xml:space="preserve">, „Critical Romani Studies”, 2025, t. 8, nr 1, s. 40–61, DOI: 10.29098/crs.v8i1.208. Tekst opublikowany na licencji CC BY-NC 4.0 (https://creativecommons.org/licenses/by-nc/4.0/); niniejszy przekład stanowi zmianę utworu w rozumieniu licencji. Tłumaczenie: Michał Bartosz. Cytaty ze źródeł obcojęzycznych, o ile nie wskazano inaczej, w przekładzie tłumacza artykułu.</w:t>
+        <w:t xml:space="preserve">, „Critical Romani Studies”, 2025, t. 8, nr 1, s. 40–61. Tekst opublikowany na licencji CC BY-NC 4.0 (https://creativecommons.org/licenses/by-nc/4.0/); niniejszy przekład stanowi zmianę utworu w rozumieniu licencji. Tłumaczenie: Michał Bartosz. Cytaty ze źródeł obcojęzycznych, o ile nie wskazano inaczej, w przekładzie tłumacza artykułu.</w:t>
       </w:r>
       <w:r>
         <w:t xml:space="preserve"> </w:t>
